--- a/a7/build/out/u4/A7 4.06  Teacher Edition.docx
+++ b/a7/build/out/u4/A7 4.06  Teacher Edition.docx
@@ -2393,7 +2393,7 @@
           <w:color w:val="6B6B6B"/>
           <w:sz w:val="19"/>
         </w:rPr>
-        <w:t xml:space="preserve">   anything that divides before the top and bottom are finished [8.NSO.1.7: the fraction bar groups both]; 1/12 — 6</w:t>
+        <w:t xml:space="preserve">   anything that divides before the top and bottom are finished [8.NSO.1.7: the fraction bar groups both]; −1/5 — 6</w:t>
       </w:r>
       <w:r>
         <w:rPr>
@@ -2412,7 +2412,7 @@
           <w:color w:val="6B6B6B"/>
           <w:sz w:val="19"/>
         </w:rPr>
-        <w:t xml:space="preserve"> read as 6 · 2</w:t>
+        <w:t xml:space="preserve"> read as 6 · 2, leaving 3 over −15; 1/12 — the −27 under the bar was dropped</w:t>
       </w:r>
     </w:p>
     <w:p>

--- a/a7/build/out/u4/A7 4.06  Teacher Edition.docx
+++ b/a7/build/out/u4/A7 4.06  Teacher Edition.docx
@@ -3019,7 +3019,7 @@
           <w:color w:val="1A1A1A"/>
           <w:sz w:val="21"/>
         </w:rPr>
-        <w:t>IXL: every listed skill is required, SmartScore 67, due at the start of the next class.</w:t>
+        <w:t>IXL: every listed skill is required, SmartScore 67.</w:t>
       </w:r>
     </w:p>
     <w:p>

--- a/a7/build/out/u4/A7 4.06  Teacher Edition.docx
+++ b/a7/build/out/u4/A7 4.06  Teacher Edition.docx
@@ -218,7 +218,7 @@
           <w:color w:val="1A1A1A"/>
           <w:sz w:val="21"/>
         </w:rPr>
-        <w:t>No mnemonic. The state guide says to avoid PEMDAS because it leaves out grouping symbols, and the word appears nowhere in this unit.</w:t>
+        <w:t>No mnemonic. The state guide says to avoid PEMDAS because it leaves out grouping symbols, and the word appears on no student page in this unit.</w:t>
       </w:r>
     </w:p>
     <w:p>
@@ -348,6 +348,7 @@
           </w:tcPr>
           <w:p>
             <w:pPr>
+              <w:keepNext/>
               <w:spacing w:after="0"/>
               <w:jc w:val="center"/>
             </w:pPr>
@@ -381,6 +382,7 @@
           </w:tcPr>
           <w:p>
             <w:pPr>
+              <w:keepNext/>
               <w:spacing w:after="0"/>
               <w:jc w:val="center"/>
             </w:pPr>
@@ -414,6 +416,7 @@
           </w:tcPr>
           <w:p>
             <w:pPr>
+              <w:keepNext/>
               <w:spacing w:after="0"/>
               <w:jc w:val="center"/>
             </w:pPr>
@@ -1673,7 +1676,7 @@
           <w:color w:val="1A1A1A"/>
           <w:sz w:val="21"/>
         </w:rPr>
-        <w:t xml:space="preserve">Warm-Up — On your own. Four minutes. No notes..  </w:t>
+        <w:t xml:space="preserve">Warm-Up — On your own. Four minutes. No notes.  </w:t>
       </w:r>
       <w:r>
         <w:rPr>
@@ -1706,7 +1709,7 @@
           <w:color w:val="1A1A1A"/>
           <w:sz w:val="21"/>
         </w:rPr>
-        <w:t xml:space="preserve">Warm-Up — Answers..  </w:t>
+        <w:t xml:space="preserve">Warm-Up — Answers.  </w:t>
       </w:r>
       <w:r>
         <w:rPr>
@@ -1739,7 +1742,7 @@
           <w:color w:val="1A1A1A"/>
           <w:sz w:val="21"/>
         </w:rPr>
-        <w:t xml:space="preserve">Notes — Copy the table..  </w:t>
+        <w:t xml:space="preserve">Notes — Copy the table.  </w:t>
       </w:r>
       <w:r>
         <w:rPr>
@@ -1838,7 +1841,7 @@
           <w:color w:val="1A1A1A"/>
           <w:sz w:val="21"/>
         </w:rPr>
-        <w:t xml:space="preserve">Example 1 — A grouping symbol inside a grouping symbol..  </w:t>
+        <w:t xml:space="preserve">Example 1 — A grouping symbol inside a grouping symbol.  </w:t>
       </w:r>
       <w:r>
         <w:rPr>
@@ -1871,7 +1874,7 @@
           <w:color w:val="1A1A1A"/>
           <w:sz w:val="21"/>
         </w:rPr>
-        <w:t xml:space="preserve">Example 1 — Worked..  </w:t>
+        <w:t xml:space="preserve">Example 1 — Worked.  </w:t>
       </w:r>
       <w:r>
         <w:rPr>
@@ -1904,7 +1907,7 @@
           <w:color w:val="1A1A1A"/>
           <w:sz w:val="21"/>
         </w:rPr>
-        <w:t xml:space="preserve">Your Turn — Same steps, your numbers. Boards up when done..  </w:t>
+        <w:t xml:space="preserve">Your Turn — Same steps, your numbers. Boards up when done.  </w:t>
       </w:r>
       <w:r>
         <w:rPr>
@@ -1937,7 +1940,7 @@
           <w:color w:val="1A1A1A"/>
           <w:sz w:val="21"/>
         </w:rPr>
-        <w:t xml:space="preserve">Your Turn — Answer..  </w:t>
+        <w:t xml:space="preserve">Your Turn — Answer.  </w:t>
       </w:r>
       <w:r>
         <w:rPr>
@@ -1970,7 +1973,7 @@
           <w:color w:val="1A1A1A"/>
           <w:sz w:val="21"/>
         </w:rPr>
-        <w:t xml:space="preserve">Example 2 — A fraction bar and a radical in one expression..  </w:t>
+        <w:t xml:space="preserve">Example 2 — A fraction bar and a radical in one expression.  </w:t>
       </w:r>
       <w:r>
         <w:rPr>
@@ -2003,7 +2006,7 @@
           <w:color w:val="1A1A1A"/>
           <w:sz w:val="21"/>
         </w:rPr>
-        <w:t xml:space="preserve">Example 2 — Worked..  </w:t>
+        <w:t xml:space="preserve">Example 2 — Worked.  </w:t>
       </w:r>
       <w:r>
         <w:rPr>
@@ -2036,7 +2039,7 @@
           <w:color w:val="1A1A1A"/>
           <w:sz w:val="21"/>
         </w:rPr>
-        <w:t xml:space="preserve">Your Turn — Same steps, your numbers. Boards up when done..  </w:t>
+        <w:t xml:space="preserve">Your Turn — Same steps, your numbers. Boards up when done.  </w:t>
       </w:r>
       <w:r>
         <w:rPr>
@@ -2069,7 +2072,7 @@
           <w:color w:val="1A1A1A"/>
           <w:sz w:val="21"/>
         </w:rPr>
-        <w:t xml:space="preserve">Your Turn — Answer..  </w:t>
+        <w:t xml:space="preserve">Your Turn — Answer.  </w:t>
       </w:r>
       <w:r>
         <w:rPr>
@@ -2977,7 +2980,7 @@
           <w:color w:val="1A1A1A"/>
           <w:sz w:val="21"/>
         </w:rPr>
-        <w:t xml:space="preserve">Independent Set — Six questions. On your own, in silence..  </w:t>
+        <w:t xml:space="preserve">Independent Set — Six questions. On your own, in silence.  </w:t>
       </w:r>
       <w:r>
         <w:rPr>
@@ -3010,7 +3013,7 @@
           <w:color w:val="1A1A1A"/>
           <w:sz w:val="21"/>
         </w:rPr>
-        <w:t xml:space="preserve">IXL — Last five minutes..  </w:t>
+        <w:t xml:space="preserve">IXL — Last five minutes.  </w:t>
       </w:r>
       <w:r>
         <w:rPr>

--- a/a7/build/out/u4/A7 4.06  Teacher Edition.docx
+++ b/a7/build/out/u4/A7 4.06  Teacher Edition.docx
@@ -2476,7 +2476,7 @@
           <w:color w:val="9E1B32"/>
           <w:sz w:val="21"/>
         </w:rPr>
-        <w:t>A — 50</w:t>
+        <w:t>B — 50</w:t>
       </w:r>
       <w:r>
         <w:rPr>
@@ -2485,7 +2485,7 @@
           <w:color w:val="6B6B6B"/>
           <w:sz w:val="19"/>
         </w:rPr>
-        <w:t xml:space="preserve">   (B) 2 + 3 was done first, then 5 · 16 [8.NSO.1.7: multiplication comes before addition]; (C) the exponent was applied to 3 · 4 instead of to the 4 alone [8.NSO.1.7: an exponent belongs to its own base]; (D) 4</w:t>
+        <w:t xml:space="preserve">   (A) the exponent was applied to 3 · 4 instead of to the 4 alone [8.NSO.1.7: an exponent belongs to its own base]; (C) 4</w:t>
       </w:r>
       <w:r>
         <w:rPr>
@@ -2504,7 +2504,7 @@
           <w:color w:val="6B6B6B"/>
           <w:sz w:val="19"/>
         </w:rPr>
-        <w:t xml:space="preserve"> was read as 4 · 2 [8.NSO.1.3: an exponent is not a factor]</w:t>
+        <w:t xml:space="preserve"> was read as 4 · 2 [8.NSO.1.3: an exponent is not a factor]; (D) 2 + 3 was done first, then 5 · 16 [8.NSO.1.7: multiplication comes before addition]</w:t>
       </w:r>
       <w:r>
         <w:rPr>
@@ -3160,7 +3160,7 @@
           <w:color w:val="1A1A1A"/>
           <w:sz w:val="20"/>
         </w:rPr>
-        <w:t>2 + 3 was done first, then 5 · 16 [8.NSO.1.7: multiplication comes before addition]</w:t>
+        <w:t>the exponent was applied to 3 · 4 instead of to the 4 alone [8.NSO.1.7: an exponent belongs to its own base]</w:t>
       </w:r>
     </w:p>
     <w:p>

--- a/a7/build/out/u4/A7 4.06  Teacher Edition.docx
+++ b/a7/build/out/u4/A7 4.06  Teacher Edition.docx
@@ -2199,7 +2199,7 @@
           <w:color w:val="1A1A1A"/>
           <w:sz w:val="21"/>
         </w:rPr>
-        <w:t xml:space="preserve">A square tile has side √196 centimetres. Its diagonal is about 19.8 centimetres. What is the perimeter of the tile?  →  </w:t>
+        <w:t xml:space="preserve">A square tile has side √196 centimeters. Its diagonal is about 19.8 centimeters. What is the perimeter of the tile?  →  </w:t>
       </w:r>
       <w:r>
         <w:rPr>
@@ -2208,7 +2208,7 @@
           <w:color w:val="9E1B32"/>
           <w:sz w:val="21"/>
         </w:rPr>
-        <w:t>56 centimetres</w:t>
+        <w:t>56 centimeters</w:t>
       </w:r>
       <w:r>
         <w:rPr>
@@ -2217,7 +2217,7 @@
           <w:color w:val="6B6B6B"/>
           <w:sz w:val="20"/>
         </w:rPr>
-        <w:t xml:space="preserve">   The diagonal of about 19.8 centimetres is not needed.</w:t>
+        <w:t xml:space="preserve">   The diagonal of about 19.8 centimeters is not needed.</w:t>
       </w:r>
       <w:r>
         <w:rPr>
